--- a/workspace-autosavants/templates/paper_template.docx
+++ b/workspace-autosavants/templates/paper_template.docx
@@ -12,14 +12,6 @@
           <w:sz w:val="44"/>
         </w:rPr>
       </w:pPr>
-      <w:r>
-        <w:rPr>
-          <w:rFonts w:ascii="黑体" w:eastAsia="黑体" w:hAnsi="黑体" w:hint="eastAsia"/>
-          <w:b/>
-          <w:sz w:val="44"/>
-        </w:rPr>
-        <w:t>我国引信关键技术短板及国际比较研究</w:t>
-      </w:r>
     </w:p>
     <w:p>
       <w:pPr>
@@ -35,7 +27,7 @@
           <w:rFonts w:ascii="黑体" w:eastAsia="黑体" w:hAnsi="黑体" w:hint="eastAsia"/>
           <w:sz w:val="28"/>
         </w:rPr>
-        <w:t>Dominate（4号黑体）</w:t>
+        <w:t>（4号黑体）</w:t>
       </w:r>
     </w:p>
     <w:p>
@@ -47,13 +39,6 @@
           <w:sz w:val="18"/>
         </w:rPr>
       </w:pPr>
-      <w:r>
-        <w:rPr>
-          <w:rFonts w:ascii="宋体" w:hAnsi="宋体" w:hint="eastAsia"/>
-          <w:sz w:val="18"/>
-        </w:rPr>
-        <w:t>（1. 作者单位，省市 邮编）</w:t>
-      </w:r>
     </w:p>
     <w:p>
       <w:pPr>
@@ -70,7 +55,7 @@
           <w:rFonts w:ascii="宋体" w:hAnsi="宋体" w:hint="eastAsia"/>
           <w:sz w:val="18"/>
         </w:rPr>
-        <w:t>摘要：引信是弹药系统中连接安全保险、任务解保、起爆判定与毁伤控制的关键环节，其工程成熟度直接影响弹药效能、部队保障效率与体系作战稳定性。结合课程材料与公开信息，本文围绕两个问题展开：第一，我国引信当前最需要优先突破的关键技术是什么；第二，与国外先进体系比较，我国处于什么阶段。文章首先梳理了我国约340种引信、部队16类400余种弹药并行保障的现实背景，指出“型号持续迭代与老型号长期保障并存”是当前技术路线与管理模式必须面对的基本约束。在此基础上，本文围绕增程技术链、电磁发射适配、液体发射药条件下的引信鲁棒性、底排增程点火一致性与药柱燃烧规律、滑翔与增程发动机、复合增程协同、激光末制导、激光半主动制导、激光驾束制导、卫星/惯性复合引导、155弹道修正引信、可编程电子时引信、威力可控起爆、多束定向预制破片以及侦察—打击—评估一体化条件下的信息输入与装填等关键方向进行对比分析。研究认为，我国在电子化、可编程化和任务适配方面已形成可观进展，局部方向具备并跑基础，但在标准体系深度、跨型号复用比例、批量一致性、复杂电磁环境下抗干扰稳健性、全寿命周期验证闭环和数据驱动迭代能力方面仍存在阶段差距。面向后续建设，建议以统型化平台和火工品统型为抓手，建立“技术研发—试验验证—规模制造—在役回流”一体化机制，推动引信能力从“单项可用”向“体系稳定可用”跃迁。关键词：引信；统型化；增程技术；制导；弹道修正；可编程时引信；国际比较</w:t>
+        <w:t>摘要：</w:t>
       </w:r>
     </w:p>
     <w:p>
@@ -87,7 +72,7 @@
           <w:rFonts w:ascii="宋体" w:hAnsi="宋体" w:hint="eastAsia"/>
           <w:sz w:val="18"/>
         </w:rPr>
-        <w:t>关键词：引信；统型化；增程技术；制导；弹道修正；可编程时引信；国际比较</w:t>
+        <w:t>关键词：</w:t>
       </w:r>
     </w:p>
     <w:p>
@@ -1111,15 +1096,13 @@
 </file>
 
 <file path=customXml/item1.xml><?xml version="1.0" encoding="utf-8"?>
-<ReviewRoot xmlns="http://www.founder.com/style">
-  <Review xmlPath="C:\Users\HP\Documents\方正审校\Temp\Space\20260226\wordStyle\e357dac7-8624-42c3-88a7-bdee8aa3c780.xml" httpUrl="http://gateway.book.founderss.cn/book-review-api/api/doc/048e98f3-9775-4f68-b2bd-6fdb4e2fc3b1/docx"/>
-</ReviewRoot>
+<Root xmlns="http://www.founder.com/ProofFile">
+  <Root proofFileId="3e33c047-8f92-40de-a5d9-a5a858c99721" proofVersionId="7"/>
+</Root>
 </file>
 
 <file path=customXml/item2.xml><?xml version="1.0" encoding="utf-8"?>
-<ReviewRoot xmlns="http://www.founder.com/duplicateLink">
-  <DuplicateChecking Path="C:\Users\HP\AppData\Local\Temp\90bf1336-9636-4aee-af58-1275dbf167a8.xml"/>
-</ReviewRoot>
+<b:Sources xmlns:b="http://schemas.openxmlformats.org/officeDocument/2006/bibliography" xmlns="http://schemas.openxmlformats.org/officeDocument/2006/bibliography" SelectedStyle="\APA.XSL" StyleName="APA"/>
 </file>
 
 <file path=customXml/item3.xml><?xml version="1.0" encoding="utf-8"?>
@@ -1129,13 +1112,15 @@
 </file>
 
 <file path=customXml/item4.xml><?xml version="1.0" encoding="utf-8"?>
-<b:Sources xmlns:b="http://schemas.openxmlformats.org/officeDocument/2006/bibliography" xmlns="http://schemas.openxmlformats.org/officeDocument/2006/bibliography" SelectedStyle="\APA.XSL" StyleName="APA"/>
+<ReviewRoot xmlns="http://www.founder.com/duplicateLink">
+  <DuplicateChecking Path="C:\Users\HP\AppData\Local\Temp\90bf1336-9636-4aee-af58-1275dbf167a8.xml"/>
+</ReviewRoot>
 </file>
 
 <file path=customXml/item5.xml><?xml version="1.0" encoding="utf-8"?>
-<Root xmlns="http://www.founder.com/ProofFile">
-  <Root proofFileId="3e33c047-8f92-40de-a5d9-a5a858c99721" proofVersionId="7"/>
-</Root>
+<ReviewRoot xmlns="http://www.founder.com/style">
+  <Review xmlPath="C:\Users\HP\Documents\方正审校\Temp\Space\20260226\wordStyle\e357dac7-8624-42c3-88a7-bdee8aa3c780.xml" httpUrl="http://gateway.book.founderss.cn/book-review-api/api/doc/048e98f3-9775-4f68-b2bd-6fdb4e2fc3b1/docx"/>
+</ReviewRoot>
 </file>
 
 <file path=customXml/item6.xml><?xml version="1.0" encoding="utf-8"?>
@@ -1150,13 +1135,13 @@
 </file>
 
 <file path=customXml/itemProps1.xml><?xml version="1.0" encoding="utf-8"?>
-<ds:datastoreItem xmlns:ds="http://schemas.openxmlformats.org/officeDocument/2006/customXml" ds:itemID="{65472394-8A87-47D4-94D0-E7B9FC1809A4}">
+<ds:datastoreItem xmlns:ds="http://schemas.openxmlformats.org/officeDocument/2006/customXml" ds:itemID="{A8C91E7F-E9FE-4FAB-8B71-A52F5B8E0A39}">
   <ds:schemaRefs/>
 </ds:datastoreItem>
 </file>
 
 <file path=customXml/itemProps2.xml><?xml version="1.0" encoding="utf-8"?>
-<ds:datastoreItem xmlns:ds="http://schemas.openxmlformats.org/officeDocument/2006/customXml" ds:itemID="{26A1A314-20B8-4E73-9C5F-882C3B1B407A}">
+<ds:datastoreItem xmlns:ds="http://schemas.openxmlformats.org/officeDocument/2006/customXml" ds:itemID="{F073402A-9F19-48F7-A6D0-A2B19DF9DA58}">
   <ds:schemaRefs/>
 </ds:datastoreItem>
 </file>
@@ -1168,13 +1153,13 @@
 </file>
 
 <file path=customXml/itemProps4.xml><?xml version="1.0" encoding="utf-8"?>
-<ds:datastoreItem xmlns:ds="http://schemas.openxmlformats.org/officeDocument/2006/customXml" ds:itemID="{F073402A-9F19-48F7-A6D0-A2B19DF9DA58}">
+<ds:datastoreItem xmlns:ds="http://schemas.openxmlformats.org/officeDocument/2006/customXml" ds:itemID="{26A1A314-20B8-4E73-9C5F-882C3B1B407A}">
   <ds:schemaRefs/>
 </ds:datastoreItem>
 </file>
 
 <file path=customXml/itemProps5.xml><?xml version="1.0" encoding="utf-8"?>
-<ds:datastoreItem xmlns:ds="http://schemas.openxmlformats.org/officeDocument/2006/customXml" ds:itemID="{A8C91E7F-E9FE-4FAB-8B71-A52F5B8E0A39}">
+<ds:datastoreItem xmlns:ds="http://schemas.openxmlformats.org/officeDocument/2006/customXml" ds:itemID="{65472394-8A87-47D4-94D0-E7B9FC1809A4}">
   <ds:schemaRefs/>
 </ds:datastoreItem>
 </file>
